--- a/S1-CL1-Cloud-Design-Build/assessments/AT1/AT1-BusinessCase-Assessor.docx
+++ b/S1-CL1-Cloud-Design-Build/assessments/AT1/AT1-BusinessCase-Assessor.docx
@@ -177,15 +177,7 @@
             </w:r>
             <w:r>
               <w:br/>
-              <w:t xml:space="preserve">ICTCLD502 Design and implement </w:t>
-            </w:r>
-            <w:proofErr w:type="gramStart"/>
-            <w:r>
-              <w:t>highly-available</w:t>
-            </w:r>
-            <w:proofErr w:type="gramEnd"/>
-            <w:r>
-              <w:t xml:space="preserve"> cloud infrastructure</w:t>
+              <w:t>ICTCLD502 Design and implement highly-available cloud infrastructure</w:t>
             </w:r>
           </w:p>
         </w:tc>
@@ -2230,6 +2222,12 @@
             <w:r>
               <w:t>ICTICT517 KE 3] · [ICTICT517 PC 2.1] (initial) · [ICTICT517 PC 2.2] (initial) · [ICTCLD401 PC 1.8] · [ICTCLD502 PC 1.2]</w:t>
             </w:r>
+            <w:r>
+              <w:t xml:space="preserve"> </w:t>
+            </w:r>
+            <w:r>
+              <w:t>· [ICTICT517 FS Get the work done]</w:t>
+            </w:r>
           </w:p>
         </w:tc>
         <w:tc>
@@ -2599,6 +2597,12 @@
             <w:r>
               <w:t>[ICTICT517 PC 3.1] · [ICTICT517 PC 3.2] · [ICTICT517 PE 6] · [ICTICT517 KE 1]</w:t>
             </w:r>
+            <w:r>
+              <w:t xml:space="preserve"> </w:t>
+            </w:r>
+            <w:r>
+              <w:t>· [ICTICT517 FS Navigate the world of work] · [ICTICT517 FS Get the work done]</w:t>
+            </w:r>
           </w:p>
         </w:tc>
         <w:tc>
@@ -2978,6 +2982,12 @@
             <w:r>
               <w:t>[ICTICT517 FS Reading]</w:t>
             </w:r>
+            <w:r>
+              <w:t xml:space="preserve"> </w:t>
+            </w:r>
+            <w:r>
+              <w:t>· [ICTICT517 FS Get the work done]</w:t>
+            </w:r>
           </w:p>
         </w:tc>
         <w:tc>
@@ -3624,11 +3634,8 @@
               </w:rPr>
             </w:pPr>
             <w:r>
-              <w:t xml:space="preserve">[ICTICT517 PC 3.3] (verbal seeking of approval — A9 covers the written ask, A14 covers the </w:t>
-            </w:r>
-            <w:r>
               <w:lastRenderedPageBreak/>
-              <w:t>granted sign-off)</w:t>
+              <w:t>[ICTICT517 PC 3.3] (verbal seeking of approval — A9 covers the written ask, A14 covers the granted sign-off)</w:t>
             </w:r>
           </w:p>
         </w:tc>
@@ -3796,7 +3803,16 @@
               <w:t xml:space="preserve">B5 - Student seeks feedback during Q&amp;A and responds substantively to feedback received </w:t>
             </w:r>
             <w:r>
-              <w:t>[ICTCLD401 PC 4.2]</w:t>
+              <w:t>[ICTCLD401 PC 4.2</w:t>
+            </w:r>
+            <w:r>
+              <w:t>]</w:t>
+            </w:r>
+            <w:r>
+              <w:t xml:space="preserve"> </w:t>
+            </w:r>
+            <w:r>
+              <w:t>· [ICTICT517 FS Interact with others]</w:t>
             </w:r>
           </w:p>
         </w:tc>
@@ -3882,6 +3898,12 @@
             <w:r>
               <w:t>[ICTCLD502 PC 5.2]</w:t>
             </w:r>
+            <w:r>
+              <w:t xml:space="preserve"> </w:t>
+            </w:r>
+            <w:r>
+              <w:t>· [ICTICT517 FS Interact with others]</w:t>
+            </w:r>
           </w:p>
         </w:tc>
         <w:tc>
@@ -3964,15 +3986,7 @@
               <w:t xml:space="preserve">B7 - Student uses plain English and translates technical terminology when necessary, communicating with the role-played superior to articulate ideas, requirements, and plans </w:t>
             </w:r>
             <w:r>
-              <w:t xml:space="preserve">[ICTICT517 FS Oral Communication] ("Uses plain English, translating technical </w:t>
-            </w:r>
-            <w:proofErr w:type="gramStart"/>
-            <w:r>
-              <w:t>terminology</w:t>
-            </w:r>
-            <w:proofErr w:type="gramEnd"/>
-            <w:r>
-              <w:t xml:space="preserve"> when necessary, to communicate with a range of personnel and determine objectives, articulate ideas and requirements, and develop plans")</w:t>
+              <w:t>[ICTICT517 FS Oral Communication] ("Uses plain English, translating technical terminology when necessary, to communicate with a range of personnel and determine objectives, articulate ideas and requirements, and develop plans")</w:t>
             </w:r>
           </w:p>
         </w:tc>
@@ -4352,21 +4366,7 @@
         <w:rPr>
           <w:color w:val="7030A0"/>
         </w:rPr>
-        <w:t xml:space="preserve"> (YAT ICT Manager) for </w:t>
-      </w:r>
-      <w:proofErr w:type="gramStart"/>
-      <w:r>
-        <w:rPr>
-          <w:color w:val="7030A0"/>
-        </w:rPr>
-        <w:t>sign-offs</w:t>
-      </w:r>
-      <w:proofErr w:type="gramEnd"/>
-      <w:r>
-        <w:rPr>
-          <w:color w:val="7030A0"/>
-        </w:rPr>
-        <w:t>. Sam will receive your Business Case and is your primary YAT-side stakeholder.</w:t>
+        <w:t> (YAT ICT Manager) for sign-offs. Sam will receive your Business Case and is your primary YAT-side stakeholder.</w:t>
       </w:r>
     </w:p>
     <w:p>
@@ -4569,6 +4569,7 @@
           <w:bCs/>
           <w:color w:val="7030A0"/>
         </w:rPr>
+        <w:lastRenderedPageBreak/>
         <w:t>§3 Strategic Alignment Analysis</w:t>
       </w:r>
       <w:r>
@@ -4595,7 +4596,6 @@
           <w:bCs/>
           <w:color w:val="7030A0"/>
         </w:rPr>
-        <w:lastRenderedPageBreak/>
         <w:t>§4 Current State of YAT's ICT</w:t>
       </w:r>
       <w:r>
@@ -5363,6 +5363,7 @@
         <w:rPr>
           <w:color w:val="7030A0"/>
         </w:rPr>
+        <w:lastRenderedPageBreak/>
         <w:t>You will deliver the presentation to the </w:t>
       </w:r>
       <w:r>
@@ -5835,21 +5836,7 @@
         <w:rPr>
           <w:color w:val="7030A0"/>
         </w:rPr>
-        <w:t xml:space="preserve"> Read the YAT intranet end-to-end before you start writing — particularly the ICT Strategic Plan, the current ICT environment, the role brief, and the ICT manager consultation </w:t>
-      </w:r>
-      <w:proofErr w:type="gramStart"/>
-      <w:r>
-        <w:rPr>
-          <w:color w:val="7030A0"/>
-        </w:rPr>
-        <w:t>notes</w:t>
-      </w:r>
-      <w:proofErr w:type="gramEnd"/>
-      <w:r>
-        <w:rPr>
-          <w:color w:val="7030A0"/>
-        </w:rPr>
-        <w:t>.</w:t>
+        <w:t> Read the YAT intranet end-to-end before you start writing — particularly the ICT Strategic Plan, the current ICT environment, the role brief, and the ICT manager consultation notes.</w:t>
       </w:r>
     </w:p>
     <w:p>
@@ -7078,15 +7065,7 @@
         </w:numPr>
       </w:pPr>
       <w:r>
-        <w:t xml:space="preserve">ICT FTE </w:t>
-      </w:r>
-      <w:proofErr w:type="gramStart"/>
-      <w:r>
-        <w:t>fully-loaded</w:t>
-      </w:r>
-      <w:proofErr w:type="gramEnd"/>
-      <w:r>
-        <w:t xml:space="preserve"> cost: $115k/year</w:t>
+        <w:t>ICT FTE fully-loaded cost: $115k/year</w:t>
       </w:r>
     </w:p>
     <w:p>
@@ -9747,15 +9726,7 @@
           </w:tcPr>
           <w:p>
             <w:r>
-              <w:t xml:space="preserve">RDS db.m6i.large </w:t>
-            </w:r>
-            <w:proofErr w:type="gramStart"/>
-            <w:r>
-              <w:t>Multi-AZ MySQL</w:t>
-            </w:r>
-            <w:proofErr w:type="gramEnd"/>
-            <w:r>
-              <w:t xml:space="preserve"> (1-yr RI)</w:t>
+              <w:t>RDS db.m6i.large Multi-AZ MySQL (1-yr RI)</w:t>
             </w:r>
           </w:p>
         </w:tc>
@@ -12714,15 +12685,7 @@
         </w:numPr>
       </w:pPr>
       <w:r>
-        <w:t xml:space="preserve">Cloud option missing entire categories (e.g. no </w:t>
-      </w:r>
-      <w:proofErr w:type="gramStart"/>
-      <w:r>
-        <w:t>Multi-AZ DB</w:t>
-      </w:r>
-      <w:proofErr w:type="gramEnd"/>
-      <w:r>
-        <w:t xml:space="preserve"> pricing, no support tier)</w:t>
+        <w:t>Cloud option missing entire categories (e.g. no Multi-AZ DB pricing, no support tier)</w:t>
       </w:r>
     </w:p>
     <w:p>
@@ -13095,15 +13058,7 @@
         </w:numPr>
       </w:pPr>
       <w:r>
-        <w:t xml:space="preserve">Risk </w:t>
-      </w:r>
-      <w:proofErr w:type="gramStart"/>
-      <w:r>
-        <w:t>register</w:t>
-      </w:r>
-      <w:proofErr w:type="gramEnd"/>
-      <w:r>
-        <w:t xml:space="preserve"> absent or has fewer than 3 risks</w:t>
+        <w:t>Risk register absent or has fewer than 3 risks</w:t>
       </w:r>
     </w:p>
     <w:p/>
@@ -13243,15 +13198,7 @@
         <w:t>Option B (cloud migration to AWS)</w:t>
       </w:r>
       <w:r>
-        <w:t xml:space="preserve">. A student recommending Option A is acceptable </w:t>
-      </w:r>
-      <w:proofErr w:type="gramStart"/>
-      <w:r>
-        <w:t>as long as</w:t>
-      </w:r>
-      <w:proofErr w:type="gramEnd"/>
-      <w:r>
-        <w:t xml:space="preserve"> the recommendation is logically connected to their analysis — e.g. they have identified a particular blocker to cloud that makes in-house renewal the better choice. </w:t>
+        <w:t>. A student recommending Option A is acceptable as long as the recommendation is logically connected to their analysis — e.g. they have identified a particular blocker to cloud that makes in-house renewal the better choice. </w:t>
       </w:r>
       <w:r>
         <w:rPr>
@@ -13279,15 +13226,7 @@
       </w:pPr>
       <w:r>
         <w:lastRenderedPageBreak/>
-        <w:t xml:space="preserve">Recommendation not connected to the analysis (e.g. dollar comparison shows clear </w:t>
-      </w:r>
-      <w:proofErr w:type="gramStart"/>
-      <w:r>
-        <w:t>winner</w:t>
-      </w:r>
-      <w:proofErr w:type="gramEnd"/>
-      <w:r>
-        <w:t xml:space="preserve"> but student recommends the other option without justification)</w:t>
+        <w:t>Recommendation not connected to the analysis (e.g. dollar comparison shows clear winner but student recommends the other option without justification)</w:t>
       </w:r>
     </w:p>
     <w:p>
@@ -13497,15 +13436,7 @@
         </w:numPr>
       </w:pPr>
       <w:r>
-        <w:t>Phase 3: HA hardening (</w:t>
-      </w:r>
-      <w:proofErr w:type="gramStart"/>
-      <w:r>
-        <w:t>Multi-AZ DB</w:t>
-      </w:r>
-      <w:proofErr w:type="gramEnd"/>
-      <w:r>
-        <w:t>, autoscaling, monitoring + alerting)</w:t>
+        <w:t>Phase 3: HA hardening (Multi-AZ DB, autoscaling, monitoring + alerting)</w:t>
       </w:r>
     </w:p>
     <w:p>
@@ -13827,15 +13758,7 @@
         <w:t>Model coverage:</w:t>
       </w:r>
       <w:r>
-        <w:t> Public cloud (AWS). Rationale: YAT's strategic plan explicitly targets cloud migration to reduce in-house infrastructure; private cloud doesn't address the cost reduction objective; hybrid is what they have today (Office 365 SaaS + on-prem LMS</w:t>
-      </w:r>
-      <w:proofErr w:type="gramStart"/>
-      <w:r>
-        <w:t>)</w:t>
-      </w:r>
-      <w:proofErr w:type="gramEnd"/>
-      <w:r>
-        <w:t xml:space="preserve"> and the migration shifts the on-prem LMS into the public cloud, leaving Office 365 SaaS unchanged.</w:t>
+        <w:t> Public cloud (AWS). Rationale: YAT's strategic plan explicitly targets cloud migration to reduce in-house infrastructure; private cloud doesn't address the cost reduction objective; hybrid is what they have today (Office 365 SaaS + on-prem LMS) and the migration shifts the on-prem LMS into the public cloud, leaving Office 365 SaaS unchanged.</w:t>
       </w:r>
     </w:p>
     <w:p/>
@@ -14047,15 +13970,7 @@
         <w:t>Model coverage:</w:t>
       </w:r>
       <w:r>
-        <w:t xml:space="preserve"> Student identifies cloud migration itself as the current/emerging trend that informed the recommendation; possibly also </w:t>
-      </w:r>
-      <w:proofErr w:type="gramStart"/>
-      <w:r>
-        <w:t>Multi-AZ HA</w:t>
-      </w:r>
-      <w:proofErr w:type="gramEnd"/>
-      <w:r>
-        <w:t xml:space="preserve"> design patterns, managed services as a reducing-burden trend, autoscaling-for-cost-optimisation, etc. Cites where in their reasoning each trend was material.</w:t>
+        <w:t> Student identifies cloud migration itself as the current/emerging trend that informed the recommendation; possibly also Multi-AZ HA design patterns, managed services as a reducing-burden trend, autoscaling-for-cost-optimisation, etc. Cites where in their reasoning each trend was material.</w:t>
       </w:r>
     </w:p>
     <w:p/>
@@ -14134,15 +14049,7 @@
         </w:numPr>
       </w:pPr>
       <w:r>
-        <w:t xml:space="preserve">The cited content is </w:t>
-      </w:r>
-      <w:proofErr w:type="gramStart"/>
-      <w:r>
-        <w:t>actually present</w:t>
-      </w:r>
-      <w:proofErr w:type="gramEnd"/>
-      <w:r>
-        <w:t xml:space="preserve"> in the student's Business Case (not invented)</w:t>
+        <w:t>The cited content is actually present in the student's Business Case (not invented)</w:t>
       </w:r>
     </w:p>
     <w:p>
@@ -18393,19 +18300,11 @@
     <w:r>
       <w:t>0</w:t>
     </w:r>
-    <w:proofErr w:type="gramStart"/>
     <w:r>
       <w:rPr>
         <w:rStyle w:val="FooterChar"/>
       </w:rPr>
-      <w:t xml:space="preserve">   (</w:t>
-    </w:r>
-    <w:proofErr w:type="gramEnd"/>
-    <w:r>
-      <w:rPr>
-        <w:rStyle w:val="FooterChar"/>
-      </w:rPr>
-      <w:t>Template Version 1.3)</w:t>
+      <w:t xml:space="preserve">   (Template Version 1.3)</w:t>
     </w:r>
     <w:r>
       <w:tab/>
@@ -27205,6 +27104,15 @@
 </file>
 
 <file path=customXml/item1.xml><?xml version="1.0" encoding="utf-8"?>
+<?mso-contentType ?>
+<FormTemplates xmlns="http://schemas.microsoft.com/sharepoint/v3/contenttype/forms">
+  <Display>DocumentLibraryForm</Display>
+  <Edit>DocumentLibraryForm</Edit>
+  <New>DocumentLibraryForm</New>
+</FormTemplates>
+</file>
+
+<file path=customXml/item2.xml><?xml version="1.0" encoding="utf-8"?>
 <ct:contentTypeSchema xmlns:ct="http://schemas.microsoft.com/office/2006/metadata/contentType" xmlns:ma="http://schemas.microsoft.com/office/2006/metadata/properties/metaAttributes" ct:_="" ma:_="" ma:contentTypeName="Document" ma:contentTypeID="0x010100D17E1B4D89D91D49A316865B50B76B78" ma:contentTypeVersion="26" ma:contentTypeDescription="Create a new document." ma:contentTypeScope="" ma:versionID="2e43e94bda34b09537a48d601b321f81">
   <xsd:schema xmlns:xsd="http://www.w3.org/2001/XMLSchema" xmlns:xs="http://www.w3.org/2001/XMLSchema" xmlns:p="http://schemas.microsoft.com/office/2006/metadata/properties" xmlns:ns2="bef73783-b83a-4f38-94d5-1aaaa1b3b0a2" xmlns:ns3="2933ac1b-cace-482f-bed9-bf9b7d80f34a" targetNamespace="http://schemas.microsoft.com/office/2006/metadata/properties" ma:root="true" ma:fieldsID="68ad2338b471bae35515ce7eaf1f964b" ns2:_="" ns3:_="">
     <xsd:import namespace="bef73783-b83a-4f38-94d5-1aaaa1b3b0a2"/>
@@ -27419,16 +27327,11 @@
 </ct:contentTypeSchema>
 </file>
 
-<file path=customXml/item2.xml><?xml version="1.0" encoding="utf-8"?>
-<?mso-contentType ?>
-<FormTemplates xmlns="http://schemas.microsoft.com/sharepoint/v3/contenttype/forms">
-  <Display>DocumentLibraryForm</Display>
-  <Edit>DocumentLibraryForm</Edit>
-  <New>DocumentLibraryForm</New>
-</FormTemplates>
+<file path=customXml/item3.xml><?xml version="1.0" encoding="utf-8"?>
+<b:Sources xmlns:b="http://schemas.openxmlformats.org/officeDocument/2006/bibliography" xmlns="http://schemas.openxmlformats.org/officeDocument/2006/bibliography" SelectedStyle="\APA.XSL" StyleName="APA"/>
 </file>
 
-<file path=customXml/item3.xml><?xml version="1.0" encoding="utf-8"?>
+<file path=customXml/item4.xml><?xml version="1.0" encoding="utf-8"?>
 <p:properties xmlns:p="http://schemas.microsoft.com/office/2006/metadata/properties" xmlns:xsi="http://www.w3.org/2001/XMLSchema-instance" xmlns:pc="http://schemas.microsoft.com/office/infopath/2007/PartnerControls">
   <documentManagement>
     <Category0 xmlns="bef73783-b83a-4f38-94d5-1aaaa1b3b0a2">1</Category0>
@@ -27447,11 +27350,15 @@
 </p:properties>
 </file>
 
-<file path=customXml/item4.xml><?xml version="1.0" encoding="utf-8"?>
-<b:Sources xmlns:b="http://schemas.openxmlformats.org/officeDocument/2006/bibliography" xmlns="http://schemas.openxmlformats.org/officeDocument/2006/bibliography" SelectedStyle="\APA.XSL" StyleName="APA"/>
+<file path=customXml/itemProps1.xml><?xml version="1.0" encoding="utf-8"?>
+<ds:datastoreItem xmlns:ds="http://schemas.openxmlformats.org/officeDocument/2006/customXml" ds:itemID="{34D3D63F-E7F5-44D5-94D5-721BEC103C7E}">
+  <ds:schemaRefs>
+    <ds:schemaRef ds:uri="http://schemas.microsoft.com/sharepoint/v3/contenttype/forms"/>
+  </ds:schemaRefs>
+</ds:datastoreItem>
 </file>
 
-<file path=customXml/itemProps1.xml><?xml version="1.0" encoding="utf-8"?>
+<file path=customXml/itemProps2.xml><?xml version="1.0" encoding="utf-8"?>
 <ds:datastoreItem xmlns:ds="http://schemas.openxmlformats.org/officeDocument/2006/customXml" ds:itemID="{D94EDA87-AAAA-43E1-87A4-F317188D990F}">
   <ds:schemaRefs>
     <ds:schemaRef ds:uri="http://schemas.microsoft.com/office/2006/metadata/contentType"/>
@@ -27470,15 +27377,15 @@
 </ds:datastoreItem>
 </file>
 
-<file path=customXml/itemProps2.xml><?xml version="1.0" encoding="utf-8"?>
-<ds:datastoreItem xmlns:ds="http://schemas.openxmlformats.org/officeDocument/2006/customXml" ds:itemID="{34D3D63F-E7F5-44D5-94D5-721BEC103C7E}">
+<file path=customXml/itemProps3.xml><?xml version="1.0" encoding="utf-8"?>
+<ds:datastoreItem xmlns:ds="http://schemas.openxmlformats.org/officeDocument/2006/customXml" ds:itemID="{AB43DB7F-4F95-4680-AC5A-0DAC465244CE}">
   <ds:schemaRefs>
-    <ds:schemaRef ds:uri="http://schemas.microsoft.com/sharepoint/v3/contenttype/forms"/>
+    <ds:schemaRef ds:uri="http://schemas.openxmlformats.org/officeDocument/2006/bibliography"/>
   </ds:schemaRefs>
 </ds:datastoreItem>
 </file>
 
-<file path=customXml/itemProps3.xml><?xml version="1.0" encoding="utf-8"?>
+<file path=customXml/itemProps4.xml><?xml version="1.0" encoding="utf-8"?>
 <ds:datastoreItem xmlns:ds="http://schemas.openxmlformats.org/officeDocument/2006/customXml" ds:itemID="{62592C51-5DF4-40C0-8E84-942E6938BC04}">
   <ds:schemaRefs>
     <ds:schemaRef ds:uri="http://schemas.microsoft.com/office/2006/metadata/properties"/>
@@ -27487,12 +27394,4 @@
     <ds:schemaRef ds:uri="2933ac1b-cace-482f-bed9-bf9b7d80f34a"/>
   </ds:schemaRefs>
 </ds:datastoreItem>
-</file>
-
-<file path=customXml/itemProps4.xml><?xml version="1.0" encoding="utf-8"?>
-<ds:datastoreItem xmlns:ds="http://schemas.openxmlformats.org/officeDocument/2006/customXml" ds:itemID="{AB43DB7F-4F95-4680-AC5A-0DAC465244CE}">
-  <ds:schemaRefs>
-    <ds:schemaRef ds:uri="http://schemas.openxmlformats.org/officeDocument/2006/bibliography"/>
-  </ds:schemaRefs>
-</ds:datastoreItem>
 </file>
--- a/S1-CL1-Cloud-Design-Build/assessments/AT1/AT1-BusinessCase-Assessor.docx
+++ b/S1-CL1-Cloud-Design-Build/assessments/AT1/AT1-BusinessCase-Assessor.docx
@@ -13577,6 +13577,13 @@
       </w:r>
       <w:r>
         <w:t> [ICTICT517 PC 3.3] Provide action plan to superior for feedback and approval.</w:t>
+      </w:r>
+    </w:p>
+    <w:p>
+      <w:proofErr w:type="spellStart"/>
+      <w:proofErr w:type="spellEnd"/>
+      <w:r>
+        <w:t>UoC evidenced (foundation skills &amp; additional criteria — closest-fit to the noted marking criteria): [ICTICT517 FS Reading] (A12) · [ICTICT517 FS Writing] (A15) · [ICTICT517 FS Get the work done] (A4/A8/A12) · [ICTICT517 FS Oral Communication] (B7/B8) · [ICTICT517 FS Navigate the world of work] (A8) · [ICTICT517 FS Interact with others] (B5/B6) · [ICTCLD502 FS Oral communication] (B9) · [ICTCLD401 PC 4.2] (B5) · [ICTICT517 PC 2.4] (A13/B2).</w:t>
       </w:r>
     </w:p>
     <w:p>
